--- a/шаблони/Шаблон_Рапорт_котлове_ІНДИВІДУАЛЬНИЙ.docx
+++ b/шаблони/Шаблон_Рапорт_котлове_ІНДИВІДУАЛЬНИЙ.docx
@@ -4,8 +4,10 @@
   <w:body>
     <w:p>
       <w:pPr>
-        <w:spacing w:after="0" w:line="240" w:lineRule="auto"/>
-        <w:jc w:val="both"/>
+        <w:suppressAutoHyphens/>
+        <w:spacing w:after="0" w:line="240" w:lineRule="auto"/>
+        <w:ind w:left="4395"/>
+        <w:jc w:val="left"/>
         <w:rPr>
           <w:rFonts w:ascii="Times New Roman" w:eastAsia="Times New Roman" w:hAnsi="Times New Roman" w:cs="Times New Roman"/>
           <w:sz w:val="28"/>
@@ -50,42 +52,6 @@
     <w:p>
       <w:pPr>
         <w:spacing w:after="0" w:line="240" w:lineRule="auto"/>
-        <w:jc w:val="both"/>
-        <w:rPr>
-          <w:rFonts w:ascii="Times New Roman" w:eastAsia="Times New Roman" w:hAnsi="Times New Roman" w:cs="Times New Roman"/>
-          <w:sz w:val="28"/>
-          <w:szCs w:val="28"/>
-          <w:lang w:val="uk-UA" w:eastAsia="ru-RU"/>
-        </w:rPr>
-      </w:pPr>
-    </w:p>
-    <w:p>
-      <w:pPr>
-        <w:spacing w:after="0" w:line="240" w:lineRule="auto"/>
-        <w:jc w:val="both"/>
-        <w:rPr>
-          <w:rFonts w:ascii="Times New Roman" w:eastAsia="Times New Roman" w:hAnsi="Times New Roman" w:cs="Times New Roman"/>
-          <w:sz w:val="28"/>
-          <w:szCs w:val="28"/>
-          <w:lang w:val="uk-UA" w:eastAsia="ru-RU"/>
-        </w:rPr>
-      </w:pPr>
-    </w:p>
-    <w:p>
-      <w:pPr>
-        <w:spacing w:after="0" w:line="240" w:lineRule="auto"/>
-        <w:jc w:val="both"/>
-        <w:rPr>
-          <w:rFonts w:ascii="Times New Roman" w:eastAsia="Times New Roman" w:hAnsi="Times New Roman" w:cs="Times New Roman"/>
-          <w:sz w:val="28"/>
-          <w:szCs w:val="28"/>
-          <w:lang w:val="uk-UA" w:eastAsia="ru-RU"/>
-        </w:rPr>
-      </w:pPr>
-    </w:p>
-    <w:p>
-      <w:pPr>
-        <w:spacing w:after="0" w:line="240" w:lineRule="auto"/>
         <w:jc w:val="center"/>
         <w:rPr>
           <w:rFonts w:ascii="Times New Roman" w:eastAsia="Times New Roman" w:hAnsi="Times New Roman" w:cs="Times New Roman"/>
@@ -153,18 +119,18 @@
         </w:rPr>
       </w:pPr>
     </w:p>
-    <w:p>
-      <w:pPr>
-        <w:spacing w:after="0" w:line="240" w:lineRule="auto"/>
-        <w:ind w:left="1276" w:hanging="1276"/>
-        <w:jc w:val="both"/>
-        <w:rPr>
-          <w:rFonts w:ascii="Times New Roman" w:eastAsia="Times New Roman" w:hAnsi="Times New Roman" w:cs="Times New Roman"/>
-          <w:sz w:val="28"/>
-          <w:szCs w:val="28"/>
-          <w:lang w:val="uk-UA" w:eastAsia="ru-RU"/>
-        </w:rPr>
-      </w:pPr>
+    <w:pPr>
+      <w:spacing w:after="0" w:line="240" w:lineRule="auto"/>
+      <w:ind w:firstLine="720"/>
+      <w:jc w:val="both"/>
+      <w:rPr>
+        <w:rFonts w:ascii="Times New Roman" w:eastAsia="Times New Roman" w:hAnsi="Times New Roman" w:cs="Times New Roman"/>
+        <w:sz w:val="28"/>
+        <w:szCs w:val="28"/>
+        <w:lang w:val="uk-UA" w:eastAsia="ru-RU"/>
+      </w:rPr>
+    </w:pPr>
+    <w:p>
       <w:r>
         <w:rPr>
           <w:rFonts w:ascii="Times New Roman" w:eastAsia="Times New Roman" w:hAnsi="Times New Roman" w:cs="Times New Roman"/>
@@ -203,9 +169,9 @@
     </w:p>
     <w:p>
       <w:pPr>
-        <w:spacing w:after="0" w:line="240" w:lineRule="auto"/>
-        <w:ind w:right="-2"/>
-        <w:jc w:val="both"/>
+        <w:keepNext/>
+        <w:spacing w:after="0" w:line="240" w:lineRule="auto"/>
+        <w:jc w:val="left"/>
         <w:rPr>
           <w:rFonts w:ascii="Times New Roman" w:eastAsia="Times New Roman" w:hAnsi="Times New Roman" w:cs="Times New Roman"/>
           <w:sz w:val="28"/>
@@ -226,10 +192,10 @@
     <w:p>
       <w:pPr>
         <w:tabs>
-          <w:tab w:val="left" w:pos="6521"/>
+          <w:tab w:val="right" w:pos="9354"/>
         </w:tabs>
         <w:spacing w:after="0" w:line="240" w:lineRule="auto"/>
-        <w:jc w:val="both"/>
+        <w:jc w:val="left"/>
         <w:rPr>
           <w:rFonts w:ascii="Times New Roman" w:eastAsia="Times New Roman" w:hAnsi="Times New Roman" w:cs="Times New Roman"/>
           <w:sz w:val="28"/>
@@ -244,7 +210,7 @@
           <w:szCs w:val="28"/>
           <w:lang w:val="uk-UA" w:eastAsia="ru-RU"/>
         </w:rPr>
-        <w:t>{{звання_підписанта}}</w:t>
+        <w:t xml:space="preserve">{{звання_підписанта}}</w:t>
       </w:r>
       <w:r>
         <w:rPr>
@@ -254,7 +220,15 @@
           <w:lang w:val="uk-UA" w:eastAsia="ru-RU"/>
         </w:rPr>
         <w:tab/>
-        <w:t>{{піб_підписанта}}</w:t>
+      </w:r>
+      <w:r>
+        <w:rPr>
+          <w:rFonts w:ascii="Times New Roman" w:eastAsia="Times New Roman" w:hAnsi="Times New Roman" w:cs="Times New Roman"/>
+          <w:sz w:val="28"/>
+          <w:szCs w:val="28"/>
+          <w:lang w:val="uk-UA" w:eastAsia="ru-RU"/>
+        </w:rPr>
+        <w:t xml:space="preserve">{{піб_підписанта}}</w:t>
       </w:r>
     </w:p>
     <w:p>

--- a/шаблони/Шаблон_Рапорт_котлове_ІНДИВІДУАЛЬНИЙ.docx
+++ b/шаблони/Шаблон_Рапорт_котлове_ІНДИВІДУАЛЬНИЙ.docx
@@ -4,10 +4,8 @@
   <w:body>
     <w:p>
       <w:pPr>
-        <w:suppressAutoHyphens/>
-        <w:spacing w:after="0" w:line="240" w:lineRule="auto"/>
-        <w:ind w:left="4395"/>
-        <w:jc w:val="left"/>
+        <w:spacing w:after="0" w:line="240" w:lineRule="auto"/>
+        <w:jc w:val="both"/>
         <w:rPr>
           <w:rFonts w:ascii="Times New Roman" w:eastAsia="Times New Roman" w:hAnsi="Times New Roman" w:cs="Times New Roman"/>
           <w:sz w:val="28"/>
@@ -52,6 +50,42 @@
     <w:p>
       <w:pPr>
         <w:spacing w:after="0" w:line="240" w:lineRule="auto"/>
+        <w:jc w:val="both"/>
+        <w:rPr>
+          <w:rFonts w:ascii="Times New Roman" w:eastAsia="Times New Roman" w:hAnsi="Times New Roman" w:cs="Times New Roman"/>
+          <w:sz w:val="28"/>
+          <w:szCs w:val="28"/>
+          <w:lang w:val="uk-UA" w:eastAsia="ru-RU"/>
+        </w:rPr>
+      </w:pPr>
+    </w:p>
+    <w:p>
+      <w:pPr>
+        <w:spacing w:after="0" w:line="240" w:lineRule="auto"/>
+        <w:jc w:val="both"/>
+        <w:rPr>
+          <w:rFonts w:ascii="Times New Roman" w:eastAsia="Times New Roman" w:hAnsi="Times New Roman" w:cs="Times New Roman"/>
+          <w:sz w:val="28"/>
+          <w:szCs w:val="28"/>
+          <w:lang w:val="uk-UA" w:eastAsia="ru-RU"/>
+        </w:rPr>
+      </w:pPr>
+    </w:p>
+    <w:p>
+      <w:pPr>
+        <w:spacing w:after="0" w:line="240" w:lineRule="auto"/>
+        <w:jc w:val="both"/>
+        <w:rPr>
+          <w:rFonts w:ascii="Times New Roman" w:eastAsia="Times New Roman" w:hAnsi="Times New Roman" w:cs="Times New Roman"/>
+          <w:sz w:val="28"/>
+          <w:szCs w:val="28"/>
+          <w:lang w:val="uk-UA" w:eastAsia="ru-RU"/>
+        </w:rPr>
+      </w:pPr>
+    </w:p>
+    <w:p>
+      <w:pPr>
+        <w:spacing w:after="0" w:line="240" w:lineRule="auto"/>
         <w:jc w:val="center"/>
         <w:rPr>
           <w:rFonts w:ascii="Times New Roman" w:eastAsia="Times New Roman" w:hAnsi="Times New Roman" w:cs="Times New Roman"/>
@@ -119,18 +153,18 @@
         </w:rPr>
       </w:pPr>
     </w:p>
-    <w:pPr>
-      <w:spacing w:after="0" w:line="240" w:lineRule="auto"/>
-      <w:ind w:firstLine="720"/>
-      <w:jc w:val="both"/>
-      <w:rPr>
-        <w:rFonts w:ascii="Times New Roman" w:eastAsia="Times New Roman" w:hAnsi="Times New Roman" w:cs="Times New Roman"/>
-        <w:sz w:val="28"/>
-        <w:szCs w:val="28"/>
-        <w:lang w:val="uk-UA" w:eastAsia="ru-RU"/>
-      </w:rPr>
-    </w:pPr>
-    <w:p>
+    <w:p>
+      <w:pPr>
+        <w:spacing w:after="0" w:line="240" w:lineRule="auto"/>
+        <w:ind w:left="1276" w:hanging="1276"/>
+        <w:jc w:val="both"/>
+        <w:rPr>
+          <w:rFonts w:ascii="Times New Roman" w:eastAsia="Times New Roman" w:hAnsi="Times New Roman" w:cs="Times New Roman"/>
+          <w:sz w:val="28"/>
+          <w:szCs w:val="28"/>
+          <w:lang w:val="uk-UA" w:eastAsia="ru-RU"/>
+        </w:rPr>
+      </w:pPr>
       <w:r>
         <w:rPr>
           <w:rFonts w:ascii="Times New Roman" w:eastAsia="Times New Roman" w:hAnsi="Times New Roman" w:cs="Times New Roman"/>
@@ -169,9 +203,9 @@
     </w:p>
     <w:p>
       <w:pPr>
-        <w:keepNext/>
-        <w:spacing w:after="0" w:line="240" w:lineRule="auto"/>
-        <w:jc w:val="left"/>
+        <w:spacing w:after="0" w:line="240" w:lineRule="auto"/>
+        <w:ind w:right="-2"/>
+        <w:jc w:val="both"/>
         <w:rPr>
           <w:rFonts w:ascii="Times New Roman" w:eastAsia="Times New Roman" w:hAnsi="Times New Roman" w:cs="Times New Roman"/>
           <w:sz w:val="28"/>
@@ -192,10 +226,10 @@
     <w:p>
       <w:pPr>
         <w:tabs>
-          <w:tab w:val="right" w:pos="9354"/>
+          <w:tab w:val="left" w:pos="6521"/>
         </w:tabs>
         <w:spacing w:after="0" w:line="240" w:lineRule="auto"/>
-        <w:jc w:val="left"/>
+        <w:jc w:val="both"/>
         <w:rPr>
           <w:rFonts w:ascii="Times New Roman" w:eastAsia="Times New Roman" w:hAnsi="Times New Roman" w:cs="Times New Roman"/>
           <w:sz w:val="28"/>
@@ -210,7 +244,7 @@
           <w:szCs w:val="28"/>
           <w:lang w:val="uk-UA" w:eastAsia="ru-RU"/>
         </w:rPr>
-        <w:t xml:space="preserve">{{звання_підписанта}}</w:t>
+        <w:t>{{звання_підписанта}}</w:t>
       </w:r>
       <w:r>
         <w:rPr>
@@ -220,15 +254,7 @@
           <w:lang w:val="uk-UA" w:eastAsia="ru-RU"/>
         </w:rPr>
         <w:tab/>
-      </w:r>
-      <w:r>
-        <w:rPr>
-          <w:rFonts w:ascii="Times New Roman" w:eastAsia="Times New Roman" w:hAnsi="Times New Roman" w:cs="Times New Roman"/>
-          <w:sz w:val="28"/>
-          <w:szCs w:val="28"/>
-          <w:lang w:val="uk-UA" w:eastAsia="ru-RU"/>
-        </w:rPr>
-        <w:t xml:space="preserve">{{піб_підписанта}}</w:t>
+        <w:t>{{піб_підписанта}}</w:t>
       </w:r>
     </w:p>
     <w:p>
